--- a/docs/word/Chorus - Technical Requirements Document.docx
+++ b/docs/word/Chorus - Technical Requirements Document.docx
@@ -396,7 +396,7 @@
               <a:graphicData uri="http://schemas.openxmlformats.org/drawingml/2006/picture">
                 <pic:pic>
                   <pic:nvPicPr>
-                    <pic:cNvPr descr="C:/Users/Priya/AppData/Local/Temp/claude/C--Users-Priya-Downloads-Ai-Downloads/2b5d84e1-8c1d-445a-a5df-ff63a88778b7/scratchpad/diagrams/trd-fig01.png" id="12" name="Picture"/>
+                    <pic:cNvPr descr="trd-fig01.png" id="12" name="Picture"/>
                     <pic:cNvPicPr>
                       <a:picLocks noChangeArrowheads="1" noChangeAspect="1"/>
                     </pic:cNvPicPr>
@@ -469,7 +469,7 @@
               <a:graphicData uri="http://schemas.openxmlformats.org/drawingml/2006/picture">
                 <pic:pic>
                   <pic:nvPicPr>
-                    <pic:cNvPr descr="C:/Users/Priya/AppData/Local/Temp/claude/C--Users-Priya-Downloads-Ai-Downloads/2b5d84e1-8c1d-445a-a5df-ff63a88778b7/scratchpad/diagrams/trd-fig02.png" id="16" name="Picture"/>
+                    <pic:cNvPr descr="trd-fig02.png" id="16" name="Picture"/>
                     <pic:cNvPicPr>
                       <a:picLocks noChangeArrowheads="1" noChangeAspect="1"/>
                     </pic:cNvPicPr>
@@ -816,7 +816,7 @@
               <a:graphicData uri="http://schemas.openxmlformats.org/drawingml/2006/picture">
                 <pic:pic>
                   <pic:nvPicPr>
-                    <pic:cNvPr descr="C:/Users/Priya/AppData/Local/Temp/claude/C--Users-Priya-Downloads-Ai-Downloads/2b5d84e1-8c1d-445a-a5df-ff63a88778b7/scratchpad/diagrams/trd-fig03.png" id="21" name="Picture"/>
+                    <pic:cNvPr descr="trd-fig03.png" id="21" name="Picture"/>
                     <pic:cNvPicPr>
                       <a:picLocks noChangeArrowheads="1" noChangeAspect="1"/>
                     </pic:cNvPicPr>
@@ -2104,7 +2104,7 @@
               <a:graphicData uri="http://schemas.openxmlformats.org/drawingml/2006/picture">
                 <pic:pic>
                   <pic:nvPicPr>
-                    <pic:cNvPr descr="C:/Users/Priya/AppData/Local/Temp/claude/C--Users-Priya-Downloads-Ai-Downloads/2b5d84e1-8c1d-445a-a5df-ff63a88778b7/scratchpad/diagrams/trd-fig04.png" id="29" name="Picture"/>
+                    <pic:cNvPr descr="trd-fig04.png" id="29" name="Picture"/>
                     <pic:cNvPicPr>
                       <a:picLocks noChangeArrowheads="1" noChangeAspect="1"/>
                     </pic:cNvPicPr>
@@ -3658,7 +3658,7 @@
               <a:graphicData uri="http://schemas.openxmlformats.org/drawingml/2006/picture">
                 <pic:pic>
                   <pic:nvPicPr>
-                    <pic:cNvPr descr="C:/Users/Priya/AppData/Local/Temp/claude/C--Users-Priya-Downloads-Ai-Downloads/2b5d84e1-8c1d-445a-a5df-ff63a88778b7/scratchpad/diagrams/trd-fig05.png" id="39" name="Picture"/>
+                    <pic:cNvPr descr="trd-fig05.png" id="39" name="Picture"/>
                     <pic:cNvPicPr>
                       <a:picLocks noChangeArrowheads="1" noChangeAspect="1"/>
                     </pic:cNvPicPr>
@@ -3756,7 +3756,7 @@
               <a:graphicData uri="http://schemas.openxmlformats.org/drawingml/2006/picture">
                 <pic:pic>
                   <pic:nvPicPr>
-                    <pic:cNvPr descr="C:/Users/Priya/AppData/Local/Temp/claude/C--Users-Priya-Downloads-Ai-Downloads/2b5d84e1-8c1d-445a-a5df-ff63a88778b7/scratchpad/diagrams/trd-fig06.png" id="44" name="Picture"/>
+                    <pic:cNvPr descr="trd-fig06.png" id="44" name="Picture"/>
                     <pic:cNvPicPr>
                       <a:picLocks noChangeArrowheads="1" noChangeAspect="1"/>
                     </pic:cNvPicPr>
@@ -5087,7 +5087,7 @@
               <a:graphicData uri="http://schemas.openxmlformats.org/drawingml/2006/picture">
                 <pic:pic>
                   <pic:nvPicPr>
-                    <pic:cNvPr descr="C:/Users/Priya/AppData/Local/Temp/claude/C--Users-Priya-Downloads-Ai-Downloads/2b5d84e1-8c1d-445a-a5df-ff63a88778b7/scratchpad/diagrams/trd-fig07.png" id="55" name="Picture"/>
+                    <pic:cNvPr descr="trd-fig07.png" id="55" name="Picture"/>
                     <pic:cNvPicPr>
                       <a:picLocks noChangeArrowheads="1" noChangeAspect="1"/>
                     </pic:cNvPicPr>
@@ -5184,7 +5184,7 @@
               <a:graphicData uri="http://schemas.openxmlformats.org/drawingml/2006/picture">
                 <pic:pic>
                   <pic:nvPicPr>
-                    <pic:cNvPr descr="C:/Users/Priya/AppData/Local/Temp/claude/C--Users-Priya-Downloads-Ai-Downloads/2b5d84e1-8c1d-445a-a5df-ff63a88778b7/scratchpad/diagrams/trd-fig08.png" id="59" name="Picture"/>
+                    <pic:cNvPr descr="trd-fig08.png" id="59" name="Picture"/>
                     <pic:cNvPicPr>
                       <a:picLocks noChangeArrowheads="1" noChangeAspect="1"/>
                     </pic:cNvPicPr>
